--- a/public/zone-contract.docx
+++ b/public/zone-contract.docx
@@ -691,6 +691,7 @@
     </w:p>
     <w:p>
       <w:pPr>
+        <w:bidi w:val="1"/>
         <w:rPr>
           <w:sz w:val="28"/>
           <w:szCs w:val="28"/>
